--- a/audit/docs/Отчет_аудит.docx
+++ b/audit/docs/Отчет_аудит.docx
@@ -1585,7 +1585,7 @@
           <w:color w:val="000000" w:themeColor="text1"/>
           <w:sz w:val="28"/>
           <w:szCs w:val="28"/>
-          <w:lang w:val="en-US"/>
+          <w:lang w:val="ru-RU"/>
         </w:rPr>
       </w:pPr>
       <w:r>
@@ -2424,7 +2424,6 @@
           <w:lang w:val="ru-RU"/>
         </w:rPr>
       </w:pPr>
-      <w:proofErr w:type="gramStart"/>
       <w:r>
         <w:rPr>
           <w:color w:val="000000" w:themeColor="text1"/>
@@ -2481,7 +2480,6 @@
         <w:t>py</w:t>
       </w:r>
       <w:proofErr w:type="spellEnd"/>
-      <w:proofErr w:type="gramEnd"/>
       <w:r>
         <w:rPr>
           <w:color w:val="000000" w:themeColor="text1"/>
@@ -2513,7 +2511,6 @@
           <w:lang w:val="ru-RU"/>
         </w:rPr>
       </w:pPr>
-      <w:proofErr w:type="gramStart"/>
       <w:r>
         <w:rPr>
           <w:color w:val="000000" w:themeColor="text1"/>
@@ -2572,7 +2569,6 @@
         <w:t>py</w:t>
       </w:r>
       <w:proofErr w:type="spellEnd"/>
-      <w:proofErr w:type="gramEnd"/>
       <w:r>
         <w:rPr>
           <w:color w:val="000000" w:themeColor="text1"/>
@@ -2611,7 +2607,6 @@
           <w:lang w:val="ru-RU"/>
         </w:rPr>
       </w:pPr>
-      <w:proofErr w:type="gramStart"/>
       <w:r>
         <w:rPr>
           <w:color w:val="000000" w:themeColor="text1"/>
@@ -2668,7 +2663,6 @@
         <w:t>py</w:t>
       </w:r>
       <w:proofErr w:type="spellEnd"/>
-      <w:proofErr w:type="gramEnd"/>
       <w:r>
         <w:rPr>
           <w:color w:val="000000" w:themeColor="text1"/>
@@ -2690,7 +2684,6 @@
           <w:lang w:val="ru-RU"/>
         </w:rPr>
       </w:pPr>
-      <w:proofErr w:type="gramStart"/>
       <w:r>
         <w:rPr>
           <w:color w:val="000000" w:themeColor="text1"/>
@@ -2747,7 +2740,6 @@
         <w:t>py</w:t>
       </w:r>
       <w:proofErr w:type="spellEnd"/>
-      <w:proofErr w:type="gramEnd"/>
       <w:r>
         <w:rPr>
           <w:color w:val="000000" w:themeColor="text1"/>
@@ -2769,7 +2761,6 @@
           <w:lang w:val="ru-RU"/>
         </w:rPr>
       </w:pPr>
-      <w:proofErr w:type="gramStart"/>
       <w:r>
         <w:rPr>
           <w:color w:val="000000" w:themeColor="text1"/>
@@ -2826,7 +2817,6 @@
         <w:t>py</w:t>
       </w:r>
       <w:proofErr w:type="spellEnd"/>
-      <w:proofErr w:type="gramEnd"/>
       <w:r>
         <w:rPr>
           <w:color w:val="000000" w:themeColor="text1"/>
@@ -2848,7 +2838,6 @@
           <w:lang w:val="ru-RU"/>
         </w:rPr>
       </w:pPr>
-      <w:proofErr w:type="gramStart"/>
       <w:r>
         <w:rPr>
           <w:color w:val="000000" w:themeColor="text1"/>
@@ -2905,7 +2894,6 @@
         <w:t>py</w:t>
       </w:r>
       <w:proofErr w:type="spellEnd"/>
-      <w:proofErr w:type="gramEnd"/>
       <w:r>
         <w:rPr>
           <w:color w:val="000000" w:themeColor="text1"/>
@@ -2983,9 +2971,9 @@
           <w:color w:val="000000" w:themeColor="text1"/>
           <w:sz w:val="28"/>
           <w:szCs w:val="28"/>
-        </w:rPr>
-      </w:pPr>
-      <w:proofErr w:type="gramStart"/>
+          <w:lang w:val="ru-RU"/>
+        </w:rPr>
+      </w:pPr>
       <w:r>
         <w:rPr>
           <w:color w:val="000000" w:themeColor="text1"/>
@@ -3065,7 +3053,6 @@
         </w:rPr>
         <w:t>html</w:t>
       </w:r>
-      <w:proofErr w:type="gramEnd"/>
       <w:r>
         <w:rPr>
           <w:color w:val="000000" w:themeColor="text1"/>
@@ -3499,33 +3486,7 @@
                 <w:szCs w:val="28"/>
                 <w:highlight w:val="none"/>
               </w:rPr>
-              <w:t>_</w:t>
-            </w:r>
-            <w:proofErr w:type="gramStart"/>
-            <w:r>
-              <w:rPr>
-                <w:rStyle w:val="InlineCode"/>
-                <w:rFonts w:ascii="Times New Roman" w:hAnsi="Times New Roman" w:cs="Times New Roman"/>
-                <w:b/>
-                <w:color w:val="000000" w:themeColor="text1"/>
-                <w:sz w:val="28"/>
-                <w:szCs w:val="28"/>
-                <w:highlight w:val="none"/>
-              </w:rPr>
-              <w:t>_(</w:t>
-            </w:r>
-            <w:proofErr w:type="gramEnd"/>
-            <w:r>
-              <w:rPr>
-                <w:rStyle w:val="InlineCode"/>
-                <w:rFonts w:ascii="Times New Roman" w:hAnsi="Times New Roman" w:cs="Times New Roman"/>
-                <w:b/>
-                <w:color w:val="000000" w:themeColor="text1"/>
-                <w:sz w:val="28"/>
-                <w:szCs w:val="28"/>
-                <w:highlight w:val="none"/>
-              </w:rPr>
-              <w:t>)</w:t>
+              <w:t>__()</w:t>
             </w:r>
           </w:p>
         </w:tc>
@@ -3584,7 +3545,6 @@
               <w:t xml:space="preserve"> </w:t>
             </w:r>
             <w:proofErr w:type="spellStart"/>
-            <w:proofErr w:type="gramStart"/>
             <w:r>
               <w:rPr>
                 <w:rFonts w:ascii="Times New Roman" w:hAnsi="Times New Roman" w:cs="Times New Roman"/>
@@ -3595,7 +3555,6 @@
               <w:t>tkinter.Tk</w:t>
             </w:r>
             <w:proofErr w:type="spellEnd"/>
-            <w:proofErr w:type="gramEnd"/>
             <w:r>
               <w:rPr>
                 <w:rFonts w:ascii="Times New Roman" w:hAnsi="Times New Roman" w:cs="Times New Roman"/>
@@ -3705,9 +3664,9 @@
                 <w:szCs w:val="28"/>
                 <w:highlight w:val="none"/>
               </w:rPr>
-              <w:t>log_</w:t>
-            </w:r>
-            <w:proofErr w:type="gramStart"/>
+              <w:t>log_event</w:t>
+            </w:r>
+            <w:proofErr w:type="spellEnd"/>
             <w:r>
               <w:rPr>
                 <w:rStyle w:val="InlineCode"/>
@@ -3718,33 +3677,7 @@
                 <w:szCs w:val="28"/>
                 <w:highlight w:val="none"/>
               </w:rPr>
-              <w:t>event</w:t>
-            </w:r>
-            <w:proofErr w:type="spellEnd"/>
-            <w:r>
-              <w:rPr>
-                <w:rStyle w:val="InlineCode"/>
-                <w:rFonts w:ascii="Times New Roman" w:hAnsi="Times New Roman" w:cs="Times New Roman"/>
-                <w:b/>
-                <w:color w:val="000000" w:themeColor="text1"/>
-                <w:sz w:val="28"/>
-                <w:szCs w:val="28"/>
-                <w:highlight w:val="none"/>
-              </w:rPr>
-              <w:t>(</w:t>
-            </w:r>
-            <w:proofErr w:type="gramEnd"/>
-            <w:r>
-              <w:rPr>
-                <w:rStyle w:val="InlineCode"/>
-                <w:rFonts w:ascii="Times New Roman" w:hAnsi="Times New Roman" w:cs="Times New Roman"/>
-                <w:b/>
-                <w:color w:val="000000" w:themeColor="text1"/>
-                <w:sz w:val="28"/>
-                <w:szCs w:val="28"/>
-                <w:highlight w:val="none"/>
-              </w:rPr>
-              <w:t>)</w:t>
+              <w:t>()</w:t>
             </w:r>
           </w:p>
         </w:tc>
@@ -3979,9 +3912,9 @@
                 <w:szCs w:val="28"/>
                 <w:highlight w:val="none"/>
               </w:rPr>
-              <w:t>search_</w:t>
-            </w:r>
-            <w:proofErr w:type="gramStart"/>
+              <w:t>search_events</w:t>
+            </w:r>
+            <w:proofErr w:type="spellEnd"/>
             <w:r>
               <w:rPr>
                 <w:rStyle w:val="InlineCode"/>
@@ -3992,33 +3925,7 @@
                 <w:szCs w:val="28"/>
                 <w:highlight w:val="none"/>
               </w:rPr>
-              <w:t>events</w:t>
-            </w:r>
-            <w:proofErr w:type="spellEnd"/>
-            <w:r>
-              <w:rPr>
-                <w:rStyle w:val="InlineCode"/>
-                <w:rFonts w:ascii="Times New Roman" w:hAnsi="Times New Roman" w:cs="Times New Roman"/>
-                <w:b/>
-                <w:color w:val="000000" w:themeColor="text1"/>
-                <w:sz w:val="28"/>
-                <w:szCs w:val="28"/>
-                <w:highlight w:val="none"/>
-              </w:rPr>
-              <w:t>(</w:t>
-            </w:r>
-            <w:proofErr w:type="gramEnd"/>
-            <w:r>
-              <w:rPr>
-                <w:rStyle w:val="InlineCode"/>
-                <w:rFonts w:ascii="Times New Roman" w:hAnsi="Times New Roman" w:cs="Times New Roman"/>
-                <w:b/>
-                <w:color w:val="000000" w:themeColor="text1"/>
-                <w:sz w:val="28"/>
-                <w:szCs w:val="28"/>
-                <w:highlight w:val="none"/>
-              </w:rPr>
-              <w:t>)</w:t>
+              <w:t>()</w:t>
             </w:r>
           </w:p>
         </w:tc>
@@ -4126,9 +4033,9 @@
                 <w:szCs w:val="28"/>
                 <w:highlight w:val="none"/>
               </w:rPr>
-              <w:t>start_</w:t>
-            </w:r>
-            <w:proofErr w:type="gramStart"/>
+              <w:t>start_monitoring</w:t>
+            </w:r>
+            <w:proofErr w:type="spellEnd"/>
             <w:r>
               <w:rPr>
                 <w:rStyle w:val="InlineCode"/>
@@ -4139,33 +4046,7 @@
                 <w:szCs w:val="28"/>
                 <w:highlight w:val="none"/>
               </w:rPr>
-              <w:t>monitoring</w:t>
-            </w:r>
-            <w:proofErr w:type="spellEnd"/>
-            <w:r>
-              <w:rPr>
-                <w:rStyle w:val="InlineCode"/>
-                <w:rFonts w:ascii="Times New Roman" w:hAnsi="Times New Roman" w:cs="Times New Roman"/>
-                <w:b/>
-                <w:color w:val="000000" w:themeColor="text1"/>
-                <w:sz w:val="28"/>
-                <w:szCs w:val="28"/>
-                <w:highlight w:val="none"/>
-              </w:rPr>
-              <w:t>(</w:t>
-            </w:r>
-            <w:proofErr w:type="gramEnd"/>
-            <w:r>
-              <w:rPr>
-                <w:rStyle w:val="InlineCode"/>
-                <w:rFonts w:ascii="Times New Roman" w:hAnsi="Times New Roman" w:cs="Times New Roman"/>
-                <w:b/>
-                <w:color w:val="000000" w:themeColor="text1"/>
-                <w:sz w:val="28"/>
-                <w:szCs w:val="28"/>
-                <w:highlight w:val="none"/>
-              </w:rPr>
-              <w:t>)</w:t>
+              <w:t>()</w:t>
             </w:r>
           </w:p>
         </w:tc>
@@ -4273,9 +4154,9 @@
                 <w:szCs w:val="28"/>
                 <w:highlight w:val="none"/>
               </w:rPr>
-              <w:t>stop_</w:t>
-            </w:r>
-            <w:proofErr w:type="gramStart"/>
+              <w:t>stop_monitoring</w:t>
+            </w:r>
+            <w:proofErr w:type="spellEnd"/>
             <w:r>
               <w:rPr>
                 <w:rStyle w:val="InlineCode"/>
@@ -4286,33 +4167,7 @@
                 <w:szCs w:val="28"/>
                 <w:highlight w:val="none"/>
               </w:rPr>
-              <w:t>monitoring</w:t>
-            </w:r>
-            <w:proofErr w:type="spellEnd"/>
-            <w:r>
-              <w:rPr>
-                <w:rStyle w:val="InlineCode"/>
-                <w:rFonts w:ascii="Times New Roman" w:hAnsi="Times New Roman" w:cs="Times New Roman"/>
-                <w:b/>
-                <w:color w:val="000000" w:themeColor="text1"/>
-                <w:sz w:val="28"/>
-                <w:szCs w:val="28"/>
-                <w:highlight w:val="none"/>
-              </w:rPr>
-              <w:t>(</w:t>
-            </w:r>
-            <w:proofErr w:type="gramEnd"/>
-            <w:r>
-              <w:rPr>
-                <w:rStyle w:val="InlineCode"/>
-                <w:rFonts w:ascii="Times New Roman" w:hAnsi="Times New Roman" w:cs="Times New Roman"/>
-                <w:b/>
-                <w:color w:val="000000" w:themeColor="text1"/>
-                <w:sz w:val="28"/>
-                <w:szCs w:val="28"/>
-                <w:highlight w:val="none"/>
-              </w:rPr>
-              <w:t>)</w:t>
+              <w:t>()</w:t>
             </w:r>
           </w:p>
         </w:tc>
@@ -4420,9 +4275,9 @@
                 <w:szCs w:val="28"/>
                 <w:highlight w:val="none"/>
               </w:rPr>
-              <w:t>on_</w:t>
-            </w:r>
-            <w:proofErr w:type="gramStart"/>
+              <w:t>on_close</w:t>
+            </w:r>
+            <w:proofErr w:type="spellEnd"/>
             <w:r>
               <w:rPr>
                 <w:rStyle w:val="InlineCode"/>
@@ -4433,33 +4288,7 @@
                 <w:szCs w:val="28"/>
                 <w:highlight w:val="none"/>
               </w:rPr>
-              <w:t>close</w:t>
-            </w:r>
-            <w:proofErr w:type="spellEnd"/>
-            <w:r>
-              <w:rPr>
-                <w:rStyle w:val="InlineCode"/>
-                <w:rFonts w:ascii="Times New Roman" w:hAnsi="Times New Roman" w:cs="Times New Roman"/>
-                <w:b/>
-                <w:color w:val="000000" w:themeColor="text1"/>
-                <w:sz w:val="28"/>
-                <w:szCs w:val="28"/>
-                <w:highlight w:val="none"/>
-              </w:rPr>
-              <w:t>(</w:t>
-            </w:r>
-            <w:proofErr w:type="gramEnd"/>
-            <w:r>
-              <w:rPr>
-                <w:rStyle w:val="InlineCode"/>
-                <w:rFonts w:ascii="Times New Roman" w:hAnsi="Times New Roman" w:cs="Times New Roman"/>
-                <w:b/>
-                <w:color w:val="000000" w:themeColor="text1"/>
-                <w:sz w:val="28"/>
-                <w:szCs w:val="28"/>
-                <w:highlight w:val="none"/>
-              </w:rPr>
-              <w:t>)</w:t>
+              <w:t>()</w:t>
             </w:r>
           </w:p>
         </w:tc>
@@ -4894,33 +4723,7 @@
                 <w:szCs w:val="28"/>
                 <w:highlight w:val="none"/>
               </w:rPr>
-              <w:t>_</w:t>
-            </w:r>
-            <w:proofErr w:type="gramStart"/>
-            <w:r>
-              <w:rPr>
-                <w:rStyle w:val="InlineCode"/>
-                <w:rFonts w:ascii="Times New Roman" w:hAnsi="Times New Roman" w:cs="Times New Roman"/>
-                <w:b/>
-                <w:color w:val="000000" w:themeColor="text1"/>
-                <w:sz w:val="28"/>
-                <w:szCs w:val="28"/>
-                <w:highlight w:val="none"/>
-              </w:rPr>
-              <w:t>_(</w:t>
-            </w:r>
-            <w:proofErr w:type="gramEnd"/>
-            <w:r>
-              <w:rPr>
-                <w:rStyle w:val="InlineCode"/>
-                <w:rFonts w:ascii="Times New Roman" w:hAnsi="Times New Roman" w:cs="Times New Roman"/>
-                <w:b/>
-                <w:color w:val="000000" w:themeColor="text1"/>
-                <w:sz w:val="28"/>
-                <w:szCs w:val="28"/>
-                <w:highlight w:val="none"/>
-              </w:rPr>
-              <w:t>)</w:t>
+              <w:t>__()</w:t>
             </w:r>
           </w:p>
         </w:tc>
@@ -5003,22 +4806,9 @@
                 <w:szCs w:val="28"/>
                 <w:highlight w:val="none"/>
               </w:rPr>
-              <w:t>event_</w:t>
-            </w:r>
-            <w:proofErr w:type="gramStart"/>
-            <w:r>
-              <w:rPr>
-                <w:rStyle w:val="InlineCode"/>
-                <w:rFonts w:ascii="Times New Roman" w:hAnsi="Times New Roman" w:cs="Times New Roman"/>
-                <w:color w:val="000000" w:themeColor="text1"/>
-                <w:sz w:val="28"/>
-                <w:szCs w:val="28"/>
-                <w:highlight w:val="none"/>
-              </w:rPr>
-              <w:t>log.json</w:t>
+              <w:t>event_log.json</w:t>
             </w:r>
             <w:proofErr w:type="spellEnd"/>
-            <w:proofErr w:type="gramEnd"/>
             <w:r>
               <w:rPr>
                 <w:rStyle w:val="InlineCode"/>
@@ -5143,9 +4933,9 @@
                 <w:szCs w:val="28"/>
                 <w:highlight w:val="none"/>
               </w:rPr>
-              <w:t>log_</w:t>
-            </w:r>
-            <w:proofErr w:type="gramStart"/>
+              <w:t>log_event</w:t>
+            </w:r>
+            <w:proofErr w:type="spellEnd"/>
             <w:r>
               <w:rPr>
                 <w:rStyle w:val="InlineCode"/>
@@ -5156,33 +4946,7 @@
                 <w:szCs w:val="28"/>
                 <w:highlight w:val="none"/>
               </w:rPr>
-              <w:t>event</w:t>
-            </w:r>
-            <w:proofErr w:type="spellEnd"/>
-            <w:r>
-              <w:rPr>
-                <w:rStyle w:val="InlineCode"/>
-                <w:rFonts w:ascii="Times New Roman" w:hAnsi="Times New Roman" w:cs="Times New Roman"/>
-                <w:b/>
-                <w:color w:val="000000" w:themeColor="text1"/>
-                <w:sz w:val="28"/>
-                <w:szCs w:val="28"/>
-                <w:highlight w:val="none"/>
-              </w:rPr>
-              <w:t>(</w:t>
-            </w:r>
-            <w:proofErr w:type="gramEnd"/>
-            <w:r>
-              <w:rPr>
-                <w:rStyle w:val="InlineCode"/>
-                <w:rFonts w:ascii="Times New Roman" w:hAnsi="Times New Roman" w:cs="Times New Roman"/>
-                <w:b/>
-                <w:color w:val="000000" w:themeColor="text1"/>
-                <w:sz w:val="28"/>
-                <w:szCs w:val="28"/>
-                <w:highlight w:val="none"/>
-              </w:rPr>
-              <w:t>)</w:t>
+              <w:t>()</w:t>
             </w:r>
           </w:p>
         </w:tc>
@@ -5424,9 +5188,9 @@
                 <w:szCs w:val="28"/>
                 <w:highlight w:val="none"/>
               </w:rPr>
-              <w:t>search_</w:t>
-            </w:r>
-            <w:proofErr w:type="gramStart"/>
+              <w:t>search_events</w:t>
+            </w:r>
+            <w:proofErr w:type="spellEnd"/>
             <w:r>
               <w:rPr>
                 <w:rStyle w:val="InlineCode"/>
@@ -5437,33 +5201,7 @@
                 <w:szCs w:val="28"/>
                 <w:highlight w:val="none"/>
               </w:rPr>
-              <w:t>events</w:t>
-            </w:r>
-            <w:proofErr w:type="spellEnd"/>
-            <w:r>
-              <w:rPr>
-                <w:rStyle w:val="InlineCode"/>
-                <w:rFonts w:ascii="Times New Roman" w:hAnsi="Times New Roman" w:cs="Times New Roman"/>
-                <w:b/>
-                <w:color w:val="000000" w:themeColor="text1"/>
-                <w:sz w:val="28"/>
-                <w:szCs w:val="28"/>
-                <w:highlight w:val="none"/>
-              </w:rPr>
-              <w:t>(</w:t>
-            </w:r>
-            <w:proofErr w:type="gramEnd"/>
-            <w:r>
-              <w:rPr>
-                <w:rStyle w:val="InlineCode"/>
-                <w:rFonts w:ascii="Times New Roman" w:hAnsi="Times New Roman" w:cs="Times New Roman"/>
-                <w:b/>
-                <w:color w:val="000000" w:themeColor="text1"/>
-                <w:sz w:val="28"/>
-                <w:szCs w:val="28"/>
-                <w:highlight w:val="none"/>
-              </w:rPr>
-              <w:t>)</w:t>
+              <w:t>()</w:t>
             </w:r>
           </w:p>
         </w:tc>
@@ -5721,9 +5459,9 @@
                 <w:szCs w:val="28"/>
                 <w:highlight w:val="none"/>
               </w:rPr>
-              <w:t>monitor_</w:t>
-            </w:r>
-            <w:proofErr w:type="gramStart"/>
+              <w:t>monitor_process</w:t>
+            </w:r>
+            <w:proofErr w:type="spellEnd"/>
             <w:r>
               <w:rPr>
                 <w:rStyle w:val="InlineCode"/>
@@ -5734,33 +5472,7 @@
                 <w:szCs w:val="28"/>
                 <w:highlight w:val="none"/>
               </w:rPr>
-              <w:t>process</w:t>
-            </w:r>
-            <w:proofErr w:type="spellEnd"/>
-            <w:r>
-              <w:rPr>
-                <w:rStyle w:val="InlineCode"/>
-                <w:rFonts w:ascii="Times New Roman" w:hAnsi="Times New Roman" w:cs="Times New Roman"/>
-                <w:b/>
-                <w:color w:val="000000" w:themeColor="text1"/>
-                <w:sz w:val="28"/>
-                <w:szCs w:val="28"/>
-                <w:highlight w:val="none"/>
-              </w:rPr>
-              <w:t>(</w:t>
-            </w:r>
-            <w:proofErr w:type="gramEnd"/>
-            <w:r>
-              <w:rPr>
-                <w:rStyle w:val="InlineCode"/>
-                <w:rFonts w:ascii="Times New Roman" w:hAnsi="Times New Roman" w:cs="Times New Roman"/>
-                <w:b/>
-                <w:color w:val="000000" w:themeColor="text1"/>
-                <w:sz w:val="28"/>
-                <w:szCs w:val="28"/>
-                <w:highlight w:val="none"/>
-              </w:rPr>
-              <w:t>)</w:t>
+              <w:t>()</w:t>
             </w:r>
           </w:p>
         </w:tc>
@@ -6283,9 +5995,9 @@
                 <w:highlight w:val="none"/>
               </w:rPr>
               <w:lastRenderedPageBreak/>
-              <w:t>monitor_</w:t>
-            </w:r>
-            <w:proofErr w:type="gramStart"/>
+              <w:t>monitor_processes</w:t>
+            </w:r>
+            <w:proofErr w:type="spellEnd"/>
             <w:r>
               <w:rPr>
                 <w:rStyle w:val="InlineCode"/>
@@ -6296,33 +6008,7 @@
                 <w:szCs w:val="28"/>
                 <w:highlight w:val="none"/>
               </w:rPr>
-              <w:t>processes</w:t>
-            </w:r>
-            <w:proofErr w:type="spellEnd"/>
-            <w:r>
-              <w:rPr>
-                <w:rStyle w:val="InlineCode"/>
-                <w:rFonts w:ascii="Times New Roman" w:hAnsi="Times New Roman" w:cs="Times New Roman"/>
-                <w:b/>
-                <w:color w:val="000000" w:themeColor="text1"/>
-                <w:sz w:val="28"/>
-                <w:szCs w:val="28"/>
-                <w:highlight w:val="none"/>
-              </w:rPr>
-              <w:t>(</w:t>
-            </w:r>
-            <w:proofErr w:type="gramEnd"/>
-            <w:r>
-              <w:rPr>
-                <w:rStyle w:val="InlineCode"/>
-                <w:rFonts w:ascii="Times New Roman" w:hAnsi="Times New Roman" w:cs="Times New Roman"/>
-                <w:b/>
-                <w:color w:val="000000" w:themeColor="text1"/>
-                <w:sz w:val="28"/>
-                <w:szCs w:val="28"/>
-                <w:highlight w:val="none"/>
-              </w:rPr>
-              <w:t>)</w:t>
+              <w:t>()</w:t>
             </w:r>
           </w:p>
         </w:tc>
@@ -6464,9 +6150,9 @@
                 <w:szCs w:val="28"/>
                 <w:highlight w:val="none"/>
               </w:rPr>
-              <w:t>stop_</w:t>
-            </w:r>
-            <w:proofErr w:type="gramStart"/>
+              <w:t>stop_monitoring</w:t>
+            </w:r>
+            <w:proofErr w:type="spellEnd"/>
             <w:r>
               <w:rPr>
                 <w:rStyle w:val="InlineCode"/>
@@ -6477,33 +6163,7 @@
                 <w:szCs w:val="28"/>
                 <w:highlight w:val="none"/>
               </w:rPr>
-              <w:t>monitoring</w:t>
-            </w:r>
-            <w:proofErr w:type="spellEnd"/>
-            <w:r>
-              <w:rPr>
-                <w:rStyle w:val="InlineCode"/>
-                <w:rFonts w:ascii="Times New Roman" w:hAnsi="Times New Roman" w:cs="Times New Roman"/>
-                <w:b/>
-                <w:color w:val="000000" w:themeColor="text1"/>
-                <w:sz w:val="28"/>
-                <w:szCs w:val="28"/>
-                <w:highlight w:val="none"/>
-              </w:rPr>
-              <w:t>(</w:t>
-            </w:r>
-            <w:proofErr w:type="gramEnd"/>
-            <w:r>
-              <w:rPr>
-                <w:rStyle w:val="InlineCode"/>
-                <w:rFonts w:ascii="Times New Roman" w:hAnsi="Times New Roman" w:cs="Times New Roman"/>
-                <w:b/>
-                <w:color w:val="000000" w:themeColor="text1"/>
-                <w:sz w:val="28"/>
-                <w:szCs w:val="28"/>
-                <w:highlight w:val="none"/>
-              </w:rPr>
-              <w:t>)</w:t>
+              <w:t>()</w:t>
             </w:r>
           </w:p>
         </w:tc>
@@ -6611,9 +6271,9 @@
                 <w:szCs w:val="28"/>
                 <w:highlight w:val="none"/>
               </w:rPr>
-              <w:t>on_any_</w:t>
-            </w:r>
-            <w:proofErr w:type="gramStart"/>
+              <w:t>on_any_event</w:t>
+            </w:r>
+            <w:proofErr w:type="spellEnd"/>
             <w:r>
               <w:rPr>
                 <w:rStyle w:val="InlineCode"/>
@@ -6624,33 +6284,7 @@
                 <w:szCs w:val="28"/>
                 <w:highlight w:val="none"/>
               </w:rPr>
-              <w:t>event</w:t>
-            </w:r>
-            <w:proofErr w:type="spellEnd"/>
-            <w:r>
-              <w:rPr>
-                <w:rStyle w:val="InlineCode"/>
-                <w:rFonts w:ascii="Times New Roman" w:hAnsi="Times New Roman" w:cs="Times New Roman"/>
-                <w:b/>
-                <w:color w:val="000000" w:themeColor="text1"/>
-                <w:sz w:val="28"/>
-                <w:szCs w:val="28"/>
-                <w:highlight w:val="none"/>
-              </w:rPr>
-              <w:t>(</w:t>
-            </w:r>
-            <w:proofErr w:type="gramEnd"/>
-            <w:r>
-              <w:rPr>
-                <w:rStyle w:val="InlineCode"/>
-                <w:rFonts w:ascii="Times New Roman" w:hAnsi="Times New Roman" w:cs="Times New Roman"/>
-                <w:b/>
-                <w:color w:val="000000" w:themeColor="text1"/>
-                <w:sz w:val="28"/>
-                <w:szCs w:val="28"/>
-                <w:highlight w:val="none"/>
-              </w:rPr>
-              <w:t>)</w:t>
+              <w:t>()</w:t>
             </w:r>
           </w:p>
         </w:tc>
@@ -6792,9 +6426,9 @@
                 <w:szCs w:val="28"/>
                 <w:highlight w:val="none"/>
               </w:rPr>
-              <w:t>start_file_</w:t>
-            </w:r>
-            <w:proofErr w:type="gramStart"/>
+              <w:t>start_file_monitoring</w:t>
+            </w:r>
+            <w:proofErr w:type="spellEnd"/>
             <w:r>
               <w:rPr>
                 <w:rStyle w:val="InlineCode"/>
@@ -6805,33 +6439,7 @@
                 <w:szCs w:val="28"/>
                 <w:highlight w:val="none"/>
               </w:rPr>
-              <w:t>monitoring</w:t>
-            </w:r>
-            <w:proofErr w:type="spellEnd"/>
-            <w:r>
-              <w:rPr>
-                <w:rStyle w:val="InlineCode"/>
-                <w:rFonts w:ascii="Times New Roman" w:hAnsi="Times New Roman" w:cs="Times New Roman"/>
-                <w:b/>
-                <w:color w:val="000000" w:themeColor="text1"/>
-                <w:sz w:val="28"/>
-                <w:szCs w:val="28"/>
-                <w:highlight w:val="none"/>
-              </w:rPr>
-              <w:t>(</w:t>
-            </w:r>
-            <w:proofErr w:type="gramEnd"/>
-            <w:r>
-              <w:rPr>
-                <w:rStyle w:val="InlineCode"/>
-                <w:rFonts w:ascii="Times New Roman" w:hAnsi="Times New Roman" w:cs="Times New Roman"/>
-                <w:b/>
-                <w:color w:val="000000" w:themeColor="text1"/>
-                <w:sz w:val="28"/>
-                <w:szCs w:val="28"/>
-                <w:highlight w:val="none"/>
-              </w:rPr>
-              <w:t>)</w:t>
+              <w:t>()</w:t>
             </w:r>
           </w:p>
         </w:tc>
@@ -7168,9 +6776,9 @@
                 <w:szCs w:val="28"/>
                 <w:highlight w:val="none"/>
               </w:rPr>
-              <w:t>send_</w:t>
-            </w:r>
-            <w:proofErr w:type="gramStart"/>
+              <w:t>send_notification</w:t>
+            </w:r>
+            <w:proofErr w:type="spellEnd"/>
             <w:r>
               <w:rPr>
                 <w:rStyle w:val="InlineCode"/>
@@ -7181,33 +6789,7 @@
                 <w:szCs w:val="28"/>
                 <w:highlight w:val="none"/>
               </w:rPr>
-              <w:t>notification</w:t>
-            </w:r>
-            <w:proofErr w:type="spellEnd"/>
-            <w:r>
-              <w:rPr>
-                <w:rStyle w:val="InlineCode"/>
-                <w:rFonts w:ascii="Times New Roman" w:hAnsi="Times New Roman" w:cs="Times New Roman"/>
-                <w:b/>
-                <w:color w:val="000000" w:themeColor="text1"/>
-                <w:sz w:val="28"/>
-                <w:szCs w:val="28"/>
-                <w:highlight w:val="none"/>
-              </w:rPr>
-              <w:t>(</w:t>
-            </w:r>
-            <w:proofErr w:type="gramEnd"/>
-            <w:r>
-              <w:rPr>
-                <w:rStyle w:val="InlineCode"/>
-                <w:rFonts w:ascii="Times New Roman" w:hAnsi="Times New Roman" w:cs="Times New Roman"/>
-                <w:b/>
-                <w:color w:val="000000" w:themeColor="text1"/>
-                <w:sz w:val="28"/>
-                <w:szCs w:val="28"/>
-                <w:highlight w:val="none"/>
-              </w:rPr>
-              <w:t>)</w:t>
+              <w:t>()</w:t>
             </w:r>
           </w:p>
         </w:tc>
@@ -7724,7 +7306,6 @@
                 <w:szCs w:val="28"/>
               </w:rPr>
             </w:pPr>
-            <w:proofErr w:type="gramStart"/>
             <w:r>
               <w:rPr>
                 <w:rStyle w:val="InlineCode"/>
@@ -7735,20 +7316,7 @@
                 <w:szCs w:val="28"/>
                 <w:highlight w:val="none"/>
               </w:rPr>
-              <w:t>index(</w:t>
-            </w:r>
-            <w:proofErr w:type="gramEnd"/>
-            <w:r>
-              <w:rPr>
-                <w:rStyle w:val="InlineCode"/>
-                <w:rFonts w:ascii="Times New Roman" w:hAnsi="Times New Roman" w:cs="Times New Roman"/>
-                <w:b/>
-                <w:color w:val="000000" w:themeColor="text1"/>
-                <w:sz w:val="28"/>
-                <w:szCs w:val="28"/>
-                <w:highlight w:val="none"/>
-              </w:rPr>
-              <w:t>)</w:t>
+              <w:t>index()</w:t>
             </w:r>
           </w:p>
         </w:tc>
@@ -7963,9 +7531,9 @@
                 <w:szCs w:val="28"/>
                 <w:highlight w:val="none"/>
               </w:rPr>
-              <w:t>send_</w:t>
-            </w:r>
-            <w:proofErr w:type="gramStart"/>
+              <w:t>send_notification</w:t>
+            </w:r>
+            <w:proofErr w:type="spellEnd"/>
             <w:r>
               <w:rPr>
                 <w:rStyle w:val="InlineCode"/>
@@ -7976,33 +7544,7 @@
                 <w:szCs w:val="28"/>
                 <w:highlight w:val="none"/>
               </w:rPr>
-              <w:t>notification</w:t>
-            </w:r>
-            <w:proofErr w:type="spellEnd"/>
-            <w:r>
-              <w:rPr>
-                <w:rStyle w:val="InlineCode"/>
-                <w:rFonts w:ascii="Times New Roman" w:hAnsi="Times New Roman" w:cs="Times New Roman"/>
-                <w:b/>
-                <w:color w:val="000000" w:themeColor="text1"/>
-                <w:sz w:val="28"/>
-                <w:szCs w:val="28"/>
-                <w:highlight w:val="none"/>
-              </w:rPr>
-              <w:t>(</w:t>
-            </w:r>
-            <w:proofErr w:type="gramEnd"/>
-            <w:r>
-              <w:rPr>
-                <w:rStyle w:val="InlineCode"/>
-                <w:rFonts w:ascii="Times New Roman" w:hAnsi="Times New Roman" w:cs="Times New Roman"/>
-                <w:b/>
-                <w:color w:val="000000" w:themeColor="text1"/>
-                <w:sz w:val="28"/>
-                <w:szCs w:val="28"/>
-                <w:highlight w:val="none"/>
-              </w:rPr>
-              <w:t>)</w:t>
+              <w:t>()</w:t>
             </w:r>
           </w:p>
         </w:tc>
@@ -8240,9 +7782,9 @@
                 <w:szCs w:val="28"/>
                 <w:highlight w:val="none"/>
               </w:rPr>
-              <w:t>get_</w:t>
-            </w:r>
-            <w:proofErr w:type="gramStart"/>
+              <w:t>get_notifications</w:t>
+            </w:r>
+            <w:proofErr w:type="spellEnd"/>
             <w:r>
               <w:rPr>
                 <w:rStyle w:val="InlineCode"/>
@@ -8253,33 +7795,7 @@
                 <w:szCs w:val="28"/>
                 <w:highlight w:val="none"/>
               </w:rPr>
-              <w:t>notifications</w:t>
-            </w:r>
-            <w:proofErr w:type="spellEnd"/>
-            <w:r>
-              <w:rPr>
-                <w:rStyle w:val="InlineCode"/>
-                <w:rFonts w:ascii="Times New Roman" w:hAnsi="Times New Roman" w:cs="Times New Roman"/>
-                <w:b/>
-                <w:color w:val="000000" w:themeColor="text1"/>
-                <w:sz w:val="28"/>
-                <w:szCs w:val="28"/>
-                <w:highlight w:val="none"/>
-              </w:rPr>
-              <w:t>(</w:t>
-            </w:r>
-            <w:proofErr w:type="gramEnd"/>
-            <w:r>
-              <w:rPr>
-                <w:rStyle w:val="InlineCode"/>
-                <w:rFonts w:ascii="Times New Roman" w:hAnsi="Times New Roman" w:cs="Times New Roman"/>
-                <w:b/>
-                <w:color w:val="000000" w:themeColor="text1"/>
-                <w:sz w:val="28"/>
-                <w:szCs w:val="28"/>
-                <w:highlight w:val="none"/>
-              </w:rPr>
-              <w:t>)</w:t>
+              <w:t>()</w:t>
             </w:r>
           </w:p>
         </w:tc>
@@ -9090,7 +8606,6 @@
               <w:t xml:space="preserve"> (</w:t>
             </w:r>
             <w:proofErr w:type="spellStart"/>
-            <w:proofErr w:type="gramStart"/>
             <w:r>
               <w:rPr>
                 <w:rFonts w:ascii="Times New Roman" w:hAnsi="Times New Roman" w:cs="Times New Roman"/>
@@ -9101,7 +8616,6 @@
               <w:t>pandas.DataFrame</w:t>
             </w:r>
             <w:proofErr w:type="spellEnd"/>
-            <w:proofErr w:type="gramEnd"/>
             <w:r>
               <w:rPr>
                 <w:rFonts w:ascii="Times New Roman" w:hAnsi="Times New Roman" w:cs="Times New Roman"/>
@@ -9188,9 +8702,9 @@
                 <w:szCs w:val="28"/>
                 <w:highlight w:val="none"/>
               </w:rPr>
-              <w:t>plot_file_</w:t>
-            </w:r>
-            <w:proofErr w:type="gramStart"/>
+              <w:t>plot_file_modifications</w:t>
+            </w:r>
+            <w:proofErr w:type="spellEnd"/>
             <w:r>
               <w:rPr>
                 <w:rStyle w:val="InlineCode"/>
@@ -9201,23 +8715,9 @@
                 <w:szCs w:val="28"/>
                 <w:highlight w:val="none"/>
               </w:rPr>
-              <w:t>modifications</w:t>
-            </w:r>
-            <w:proofErr w:type="spellEnd"/>
-            <w:r>
-              <w:rPr>
-                <w:rStyle w:val="InlineCode"/>
-                <w:rFonts w:ascii="Times New Roman" w:hAnsi="Times New Roman" w:cs="Times New Roman"/>
-                <w:b/>
-                <w:color w:val="000000" w:themeColor="text1"/>
-                <w:sz w:val="28"/>
-                <w:szCs w:val="28"/>
-                <w:highlight w:val="none"/>
-              </w:rPr>
               <w:t>(</w:t>
             </w:r>
             <w:proofErr w:type="spellStart"/>
-            <w:proofErr w:type="gramEnd"/>
             <w:r>
               <w:rPr>
                 <w:rStyle w:val="InlineCode"/>
@@ -9330,7 +8830,6 @@
               </w:rPr>
               <w:t xml:space="preserve">, </w:t>
             </w:r>
-            <w:proofErr w:type="gramStart"/>
             <w:r>
               <w:rPr>
                 <w:rFonts w:ascii="Times New Roman" w:hAnsi="Times New Roman" w:cs="Times New Roman"/>
@@ -9361,7 +8860,6 @@
               <w:t>DataFrame</w:t>
             </w:r>
             <w:proofErr w:type="spellEnd"/>
-            <w:proofErr w:type="gramEnd"/>
             <w:r>
               <w:rPr>
                 <w:rFonts w:ascii="Times New Roman" w:hAnsi="Times New Roman" w:cs="Times New Roman"/>
@@ -9501,9 +8999,9 @@
                 <w:szCs w:val="28"/>
                 <w:highlight w:val="none"/>
               </w:rPr>
-              <w:t>plot_event_type_</w:t>
-            </w:r>
-            <w:proofErr w:type="gramStart"/>
+              <w:t>plot_event_type_distribution</w:t>
+            </w:r>
+            <w:proofErr w:type="spellEnd"/>
             <w:r>
               <w:rPr>
                 <w:rStyle w:val="InlineCode"/>
@@ -9514,23 +9012,9 @@
                 <w:szCs w:val="28"/>
                 <w:highlight w:val="none"/>
               </w:rPr>
-              <w:t>distribution</w:t>
-            </w:r>
-            <w:proofErr w:type="spellEnd"/>
-            <w:r>
-              <w:rPr>
-                <w:rStyle w:val="InlineCode"/>
-                <w:rFonts w:ascii="Times New Roman" w:hAnsi="Times New Roman" w:cs="Times New Roman"/>
-                <w:b/>
-                <w:color w:val="000000" w:themeColor="text1"/>
-                <w:sz w:val="28"/>
-                <w:szCs w:val="28"/>
-                <w:highlight w:val="none"/>
-              </w:rPr>
               <w:t>(</w:t>
             </w:r>
             <w:proofErr w:type="spellStart"/>
-            <w:proofErr w:type="gramEnd"/>
             <w:r>
               <w:rPr>
                 <w:rStyle w:val="InlineCode"/>
@@ -9643,7 +9127,6 @@
               </w:rPr>
               <w:t xml:space="preserve">, </w:t>
             </w:r>
-            <w:proofErr w:type="gramStart"/>
             <w:r>
               <w:rPr>
                 <w:rFonts w:ascii="Times New Roman" w:hAnsi="Times New Roman" w:cs="Times New Roman"/>
@@ -9674,7 +9157,6 @@
               <w:t>DataFrame</w:t>
             </w:r>
             <w:proofErr w:type="spellEnd"/>
-            <w:proofErr w:type="gramEnd"/>
             <w:r>
               <w:rPr>
                 <w:rFonts w:ascii="Times New Roman" w:hAnsi="Times New Roman" w:cs="Times New Roman"/>
@@ -9838,9 +9320,9 @@
                 <w:highlight w:val="none"/>
               </w:rPr>
               <w:lastRenderedPageBreak/>
-              <w:t>plot_process_</w:t>
-            </w:r>
-            <w:proofErr w:type="gramStart"/>
+              <w:t>plot_process_distribution</w:t>
+            </w:r>
+            <w:proofErr w:type="spellEnd"/>
             <w:r>
               <w:rPr>
                 <w:rStyle w:val="InlineCode"/>
@@ -9851,23 +9333,9 @@
                 <w:szCs w:val="28"/>
                 <w:highlight w:val="none"/>
               </w:rPr>
-              <w:t>distribution</w:t>
-            </w:r>
-            <w:proofErr w:type="spellEnd"/>
-            <w:r>
-              <w:rPr>
-                <w:rStyle w:val="InlineCode"/>
-                <w:rFonts w:ascii="Times New Roman" w:hAnsi="Times New Roman" w:cs="Times New Roman"/>
-                <w:b/>
-                <w:color w:val="000000" w:themeColor="text1"/>
-                <w:sz w:val="28"/>
-                <w:szCs w:val="28"/>
-                <w:highlight w:val="none"/>
-              </w:rPr>
               <w:t>(</w:t>
             </w:r>
             <w:proofErr w:type="spellStart"/>
-            <w:proofErr w:type="gramEnd"/>
             <w:r>
               <w:rPr>
                 <w:rStyle w:val="InlineCode"/>
@@ -9980,7 +9448,6 @@
               </w:rPr>
               <w:t xml:space="preserve">, </w:t>
             </w:r>
-            <w:proofErr w:type="gramStart"/>
             <w:r>
               <w:rPr>
                 <w:rFonts w:ascii="Times New Roman" w:hAnsi="Times New Roman" w:cs="Times New Roman"/>
@@ -10011,7 +9478,6 @@
               <w:t>DataFrame</w:t>
             </w:r>
             <w:proofErr w:type="spellEnd"/>
-            <w:proofErr w:type="gramEnd"/>
             <w:r>
               <w:rPr>
                 <w:rFonts w:ascii="Times New Roman" w:hAnsi="Times New Roman" w:cs="Times New Roman"/>
@@ -10151,9 +9617,9 @@
                 <w:szCs w:val="28"/>
                 <w:highlight w:val="none"/>
               </w:rPr>
-              <w:t>generate_</w:t>
-            </w:r>
-            <w:proofErr w:type="gramStart"/>
+              <w:t>generate_plots</w:t>
+            </w:r>
+            <w:proofErr w:type="spellEnd"/>
             <w:r>
               <w:rPr>
                 <w:rStyle w:val="InlineCode"/>
@@ -10164,23 +9630,9 @@
                 <w:szCs w:val="28"/>
                 <w:highlight w:val="none"/>
               </w:rPr>
-              <w:t>plots</w:t>
-            </w:r>
-            <w:proofErr w:type="spellEnd"/>
-            <w:r>
-              <w:rPr>
-                <w:rStyle w:val="InlineCode"/>
-                <w:rFonts w:ascii="Times New Roman" w:hAnsi="Times New Roman" w:cs="Times New Roman"/>
-                <w:b/>
-                <w:color w:val="000000" w:themeColor="text1"/>
-                <w:sz w:val="28"/>
-                <w:szCs w:val="28"/>
-                <w:highlight w:val="none"/>
-              </w:rPr>
               <w:t>(</w:t>
             </w:r>
             <w:proofErr w:type="spellStart"/>
-            <w:proofErr w:type="gramEnd"/>
             <w:r>
               <w:rPr>
                 <w:rStyle w:val="InlineCode"/>
@@ -11887,17 +11339,39 @@
           <w:szCs w:val="28"/>
           <w:lang w:val="ru-RU"/>
         </w:rPr>
+        <w:t xml:space="preserve"> (в отдельном терминале)</w:t>
+      </w:r>
+      <w:r>
+        <w:rPr>
+          <w:rFonts w:ascii="Times New Roman" w:eastAsia="Times New Roman" w:hAnsi="Times New Roman" w:cs="Times New Roman"/>
+          <w:color w:val="000000" w:themeColor="text1"/>
+          <w:sz w:val="28"/>
+          <w:szCs w:val="28"/>
+          <w:lang w:val="ru-RU"/>
+        </w:rPr>
         <w:t xml:space="preserve"> и перейдите по адресу </w:t>
       </w:r>
-      <w:r>
-        <w:rPr>
-          <w:rFonts w:ascii="Times New Roman" w:eastAsia="Times New Roman" w:hAnsi="Times New Roman" w:cs="Times New Roman"/>
-          <w:color w:val="000000" w:themeColor="text1"/>
-          <w:sz w:val="28"/>
-          <w:szCs w:val="28"/>
-          <w:lang w:val="ru-RU"/>
-        </w:rPr>
-        <w:t>http://127.0.0.1:8080/</w:t>
+      <w:hyperlink r:id="rId36" w:history="1">
+        <w:r>
+          <w:rPr>
+            <w:rStyle w:val="Hyperlink"/>
+            <w:rFonts w:ascii="Times New Roman" w:eastAsia="Times New Roman" w:hAnsi="Times New Roman" w:cs="Times New Roman"/>
+            <w:sz w:val="28"/>
+            <w:szCs w:val="28"/>
+            <w:lang w:val="ru-RU"/>
+          </w:rPr>
+          <w:t>http://127.0.0.1:8080/</w:t>
+        </w:r>
+      </w:hyperlink>
+      <w:r>
+        <w:rPr>
+          <w:rFonts w:ascii="Times New Roman" w:eastAsia="Times New Roman" w:hAnsi="Times New Roman" w:cs="Times New Roman"/>
+          <w:color w:val="000000" w:themeColor="text1"/>
+          <w:sz w:val="28"/>
+          <w:szCs w:val="28"/>
+          <w:lang w:val="ru-RU"/>
+        </w:rPr>
+        <w:t xml:space="preserve"> </w:t>
       </w:r>
     </w:p>
     <w:p>
@@ -12743,7 +12217,7 @@
           <w:color w:val="000000" w:themeColor="text1"/>
           <w:sz w:val="28"/>
           <w:szCs w:val="28"/>
-          <w:lang w:val="en-US"/>
+          <w:lang w:val="ru-RU"/>
         </w:rPr>
       </w:pPr>
       <w:r>
@@ -12771,6 +12245,7 @@
       <w:r>
         <w:rPr>
           <w:rFonts w:ascii="Times New Roman" w:eastAsia="Times New Roman" w:hAnsi="Times New Roman" w:cs="Times New Roman"/>
+          <w:noProof/>
           <w:color w:val="000000" w:themeColor="text1"/>
           <w:sz w:val="28"/>
           <w:szCs w:val="28"/>
@@ -12792,7 +12267,7 @@
                     <pic:cNvPicPr/>
                   </pic:nvPicPr>
                   <pic:blipFill>
-                    <a:blip r:embed="rId36"/>
+                    <a:blip r:embed="rId37"/>
                     <a:stretch>
                       <a:fillRect/>
                     </a:stretch>
@@ -12906,6 +12381,7 @@
       <w:r>
         <w:rPr>
           <w:rFonts w:ascii="Times New Roman" w:hAnsi="Times New Roman" w:cs="Times New Roman"/>
+          <w:noProof/>
           <w:sz w:val="28"/>
           <w:szCs w:val="28"/>
           <w:lang w:val="en-US"/>
@@ -12926,7 +12402,7 @@
                     <pic:cNvPicPr/>
                   </pic:nvPicPr>
                   <pic:blipFill>
-                    <a:blip r:embed="rId37"/>
+                    <a:blip r:embed="rId38"/>
                     <a:stretch>
                       <a:fillRect/>
                     </a:stretch>
@@ -13048,6 +12524,7 @@
       <w:r>
         <w:rPr>
           <w:rFonts w:ascii="Times New Roman" w:hAnsi="Times New Roman" w:cs="Times New Roman"/>
+          <w:noProof/>
           <w:sz w:val="28"/>
           <w:szCs w:val="28"/>
           <w:lang w:val="en-US"/>
@@ -13069,7 +12546,7 @@
                     <pic:cNvPicPr/>
                   </pic:nvPicPr>
                   <pic:blipFill>
-                    <a:blip r:embed="rId38"/>
+                    <a:blip r:embed="rId39"/>
                     <a:stretch>
                       <a:fillRect/>
                     </a:stretch>
@@ -13183,6 +12660,7 @@
       <w:r>
         <w:rPr>
           <w:rFonts w:ascii="Times New Roman" w:hAnsi="Times New Roman" w:cs="Times New Roman"/>
+          <w:noProof/>
           <w:sz w:val="28"/>
           <w:szCs w:val="28"/>
           <w:lang w:val="en-US"/>
@@ -13203,7 +12681,7 @@
                     <pic:cNvPicPr/>
                   </pic:nvPicPr>
                   <pic:blipFill>
-                    <a:blip r:embed="rId39"/>
+                    <a:blip r:embed="rId40"/>
                     <a:stretch>
                       <a:fillRect/>
                     </a:stretch>
@@ -13317,6 +12795,7 @@
       <w:r>
         <w:rPr>
           <w:rFonts w:ascii="Times New Roman" w:hAnsi="Times New Roman" w:cs="Times New Roman"/>
+          <w:noProof/>
           <w:sz w:val="28"/>
           <w:szCs w:val="28"/>
           <w:lang w:val="en-US"/>
@@ -13338,7 +12817,7 @@
                     <pic:cNvPicPr/>
                   </pic:nvPicPr>
                   <pic:blipFill>
-                    <a:blip r:embed="rId40"/>
+                    <a:blip r:embed="rId41"/>
                     <a:stretch>
                       <a:fillRect/>
                     </a:stretch>
@@ -13470,6 +12949,7 @@
       <w:r>
         <w:rPr>
           <w:rFonts w:ascii="Times New Roman" w:hAnsi="Times New Roman" w:cs="Times New Roman"/>
+          <w:noProof/>
           <w:sz w:val="28"/>
           <w:szCs w:val="28"/>
           <w:lang w:val="en-US"/>
@@ -13490,7 +12970,7 @@
                     <pic:cNvPicPr/>
                   </pic:nvPicPr>
                   <pic:blipFill>
-                    <a:blip r:embed="rId41"/>
+                    <a:blip r:embed="rId42"/>
                     <a:stretch>
                       <a:fillRect/>
                     </a:stretch>
@@ -13604,6 +13084,7 @@
       <w:r>
         <w:rPr>
           <w:rFonts w:ascii="Times New Roman" w:hAnsi="Times New Roman" w:cs="Times New Roman"/>
+          <w:noProof/>
           <w:sz w:val="28"/>
           <w:szCs w:val="28"/>
           <w:lang w:val="en-US"/>
@@ -13625,7 +13106,7 @@
                     <pic:cNvPicPr/>
                   </pic:nvPicPr>
                   <pic:blipFill>
-                    <a:blip r:embed="rId42"/>
+                    <a:blip r:embed="rId43"/>
                     <a:stretch>
                       <a:fillRect/>
                     </a:stretch>
@@ -15274,6 +14755,29 @@
       <w:contextualSpacing/>
     </w:pPr>
   </w:style>
+  <w:style w:type="character" w:styleId="Hyperlink">
+    <w:name w:val="Hyperlink"/>
+    <w:basedOn w:val="DefaultParagraphFont"/>
+    <w:uiPriority w:val="99"/>
+    <w:unhideWhenUsed/>
+    <w:rsid w:val="00FA5943"/>
+    <w:rPr>
+      <w:color w:val="0000FF" w:themeColor="hyperlink"/>
+      <w:u w:val="single"/>
+    </w:rPr>
+  </w:style>
+  <w:style w:type="character" w:styleId="UnresolvedMention">
+    <w:name w:val="Unresolved Mention"/>
+    <w:basedOn w:val="DefaultParagraphFont"/>
+    <w:uiPriority w:val="99"/>
+    <w:semiHidden/>
+    <w:unhideWhenUsed/>
+    <w:rsid w:val="00FA5943"/>
+    <w:rPr>
+      <w:color w:val="605E5C"/>
+      <w:shd w:val="clear" w:color="auto" w:fill="E1DFDD"/>
+    </w:rPr>
+  </w:style>
 </w:styles>
 </file>
 
